--- a/public/chat_files/orozco_roofing_rough_notes.docx
+++ b/public/chat_files/orozco_roofing_rough_notes.docx
@@ -8,7 +8,7 @@
           <w:b/>
           <w:sz w:val="28"/>
         </w:rPr>
-        <w:t>Orozco Exterior &amp; Roofing — 4-Page Site &amp; Estimate Sheet Notes</w:t>
+        <w:t>Azael Roofing — Rough Website Content &amp; Job History</w:t>
       </w:r>
     </w:p>
     <w:p>
@@ -16,7 +16,7 @@
         <w:rPr>
           <w:sz w:val="22"/>
         </w:rPr>
-        <w:t xml:space="preserve">Pages needed: Home, Commercial Flat Roofs, Shingle &amp; Tile Replacement, Storm Damage &amp; Insurance Claims.</w:t>
+        <w:t xml:space="preserve">Family owned roofing contractor in McAllen &amp; Brownsville since 2012.</w:t>
       </w:r>
     </w:p>
     <w:p>
@@ -24,7 +24,7 @@
         <w:rPr>
           <w:sz w:val="22"/>
         </w:rPr>
-        <w:t xml:space="preserve">Also need a clean 1-page customer estimate &amp; warranty sheet we can hand homeowners on-site.</w:t>
+        <w:t xml:space="preserve">Expanding from shingle repairs to commercial flat roofs (TPO, PVC, and Standing Seam Metal).</w:t>
       </w:r>
     </w:p>
     <w:p>
@@ -32,7 +32,7 @@
         <w:rPr>
           <w:sz w:val="22"/>
         </w:rPr>
-        <w:t xml:space="preserve">[Note: need to add Maricopa County zip codes and workmanship warranty length]</w:t>
+        <w:t xml:space="preserve">Need professional website copy that builds trust with commercial building owners.</w:t>
       </w:r>
     </w:p>
   </w:body>

--- a/public/chat_files/orozco_roofing_rough_notes.docx
+++ b/public/chat_files/orozco_roofing_rough_notes.docx
@@ -3,34 +3,50 @@
 <w:document xmlns:w="http://schemas.openxmlformats.org/wordprocessingml/2006/main">
   <w:body>
     <w:p>
+      <w:pPr>
+        <w:spacing w:before="120" w:after="240"/>
+      </w:pPr>
       <w:r>
         <w:rPr>
           <w:b/>
-          <w:sz w:val="28"/>
+          <w:color w:val="0F172A"/>
+          <w:sz w:val="32"/>
         </w:rPr>
-        <w:t>Azael Roofing — Rough Website Content &amp; Job History</w:t>
+        <w:t xml:space="preserve">Azael Roofing — Rough Website Content &amp; Job History</w:t>
       </w:r>
     </w:p>
     <w:p>
+      <w:pPr>
+        <w:spacing w:after="140" w:line="276" w:lineRule="auto"/>
+      </w:pPr>
       <w:r>
         <w:rPr>
-          <w:sz w:val="22"/>
+          <w:color w:val="1E293B"/>
+          <w:sz w:val="21"/>
         </w:rPr>
         <w:t xml:space="preserve">Family owned roofing contractor in McAllen &amp; Brownsville since 2012.</w:t>
       </w:r>
     </w:p>
     <w:p>
+      <w:pPr>
+        <w:spacing w:after="140" w:line="276" w:lineRule="auto"/>
+      </w:pPr>
       <w:r>
         <w:rPr>
-          <w:sz w:val="22"/>
+          <w:color w:val="1E293B"/>
+          <w:sz w:val="21"/>
         </w:rPr>
         <w:t xml:space="preserve">Expanding from shingle repairs to commercial flat roofs (TPO, PVC, and Standing Seam Metal).</w:t>
       </w:r>
     </w:p>
     <w:p>
+      <w:pPr>
+        <w:spacing w:after="140" w:line="276" w:lineRule="auto"/>
+      </w:pPr>
       <w:r>
         <w:rPr>
-          <w:sz w:val="22"/>
+          <w:color w:val="1E293B"/>
+          <w:sz w:val="21"/>
         </w:rPr>
         <w:t xml:space="preserve">Need professional website copy that builds trust with commercial building owners.</w:t>
       </w:r>

--- a/public/chat_files/orozco_roofing_rough_notes.docx
+++ b/public/chat_files/orozco_roofing_rough_notes.docx
@@ -13,7 +13,7 @@
           <w:color w:val="0F172A"/>
           <w:sz w:val="44"/>
         </w:rPr>
-        <w:t>Azael Roofing — Rough Website Content &amp; Job History</w:t>
+        <w:t>Orozco Commercial Roofing — South Texas Technical Notes, Membrane Specs &amp; Bid Estimating</w:t>
       </w:r>
     </w:p>
     <w:p>
@@ -26,7 +26,7 @@
           <w:color w:val="1E293B"/>
           <w:sz w:val="20"/>
         </w:rPr>
-        <w:t>Family owned roofing contractor in McAllen &amp; Brownsville since 2012.</w:t>
+        <w:t>COMPANY: Orozco Commercial Roofing LLC · McAllen &amp; Brownsville, TX</w:t>
       </w:r>
     </w:p>
     <w:p>
@@ -39,7 +39,7 @@
           <w:color w:val="1E293B"/>
           <w:sz w:val="20"/>
         </w:rPr>
-        <w:t>Expanding from shingle repairs to commercial flat roofs (TPO, PVC, and Standing Seam Metal).</w:t>
+        <w:t>OWNER &amp; LEAD ESTIMATOR: Azael Orozco (Direct Cell: 956-820-4190)</w:t>
       </w:r>
     </w:p>
     <w:p>
@@ -52,7 +52,375 @@
           <w:color w:val="1E293B"/>
           <w:sz w:val="20"/>
         </w:rPr>
-        <w:t>Need professional website copy that builds trust with commercial building owners.</w:t>
+        <w:t>TERRITORY: Rio Grande Valley (Hidalgo, Cameron, Starr, Willacy Counties)</w:t>
+      </w:r>
+    </w:p>
+    <w:p>
+      <w:pPr>
+        <w:spacing w:before="0" w:after="120" w:line="276" w:lineRule="auto"/>
+      </w:pPr>
+      <w:r>
+        <w:rPr>
+          <w:rFonts w:ascii="Calibri" w:hAnsi="Calibri"/>
+          <w:color w:val="1E293B"/>
+          <w:sz w:val="20"/>
+        </w:rPr>
+        <w:t>DOCUMENT: Master Technical Field Notes, Membrane Specifications &amp; Bid Estimating Rubric</w:t>
+      </w:r>
+    </w:p>
+    <w:p>
+      <w:r>
+        <w:br w:type="page"/>
+      </w:r>
+    </w:p>
+    <w:p>
+      <w:pPr>
+        <w:keepNext/>
+        <w:spacing w:before="280" w:after="80"/>
+      </w:pPr>
+      <w:r>
+        <w:rPr>
+          <w:rFonts w:ascii="Calibri" w:hAnsi="Calibri"/>
+          <w:b/>
+          <w:color w:val="0F172A"/>
+          <w:sz w:val="26"/>
+        </w:rPr>
+        <w:t>SECTION 1: SOUTH TEXAS CLIMATE FACTORS &amp; COMMERCIAL ROOF FAILURE MODES</w:t>
+      </w:r>
+    </w:p>
+    <w:p>
+      <w:pPr>
+        <w:spacing w:before="0" w:after="120" w:line="276" w:lineRule="auto"/>
+      </w:pPr>
+      <w:r>
+        <w:rPr>
+          <w:rFonts w:ascii="Calibri" w:hAnsi="Calibri"/>
+          <w:color w:val="1E293B"/>
+          <w:sz w:val="20"/>
+        </w:rPr>
+        <w:t>Operating in the Rio Grande Valley presents unique environmental extremes that destroy standard residential roofing systems within 5 to 7 years:</w:t>
+      </w:r>
+    </w:p>
+    <w:p>
+      <w:pPr>
+        <w:pStyle w:val="ListBullet"/>
+        <w:spacing w:before="0" w:after="60" w:line="276" w:lineRule="auto"/>
+      </w:pPr>
+      <w:r>
+        <w:rPr>
+          <w:rFonts w:ascii="Calibri" w:hAnsi="Calibri"/>
+          <w:color w:val="1E293B"/>
+          <w:sz w:val="20"/>
+        </w:rPr>
+        <w:t>Extreme UV Radiation &amp; Thermal Cycling: McAllen experiences over 220 sunny days annually with peak summer roof deck surface temperatures exceeding 165 degrees Fahrenheit. Low-grade EPDM rubber membranes degrade rapidly due to ultraviolet embrittlement and plasticizer migration.</w:t>
+      </w:r>
+    </w:p>
+    <w:p>
+      <w:pPr>
+        <w:pStyle w:val="ListBullet"/>
+        <w:spacing w:before="0" w:after="60" w:line="276" w:lineRule="auto"/>
+      </w:pPr>
+      <w:r>
+        <w:rPr>
+          <w:rFonts w:ascii="Calibri" w:hAnsi="Calibri"/>
+          <w:color w:val="1E293B"/>
+          <w:sz w:val="20"/>
+        </w:rPr>
+        <w:t>Gulf Coast Tropical Wind Uplift: Severe thunderstorms, squall lines, and Gulf hurricanes generate design wind speeds exceeding 120 MPH. Flat commercial roofs must satisfy Factory Mutual (FM) 1-90 and 1-120 windstorm uplift standards.</w:t>
+      </w:r>
+    </w:p>
+    <w:p>
+      <w:pPr>
+        <w:pStyle w:val="ListBullet"/>
+        <w:spacing w:before="0" w:after="60" w:line="276" w:lineRule="auto"/>
+      </w:pPr>
+      <w:r>
+        <w:rPr>
+          <w:rFonts w:ascii="Calibri" w:hAnsi="Calibri"/>
+          <w:color w:val="1E293B"/>
+          <w:sz w:val="20"/>
+        </w:rPr>
+        <w:t>Ponding Water &amp; Subtropical Rain: Intense 3-inch/hour cloudbursts test internal roof drainage. Stagnant standing water accelerates seam degradation unless positive 1/4-inch per foot slope-to-drain is engineered into the tapered insulation system.</w:t>
+      </w:r>
+    </w:p>
+    <w:p>
+      <w:r>
+        <w:br w:type="page"/>
+      </w:r>
+    </w:p>
+    <w:p>
+      <w:pPr>
+        <w:keepNext/>
+        <w:spacing w:before="280" w:after="80"/>
+      </w:pPr>
+      <w:r>
+        <w:rPr>
+          <w:rFonts w:ascii="Calibri" w:hAnsi="Calibri"/>
+          <w:b/>
+          <w:color w:val="0F172A"/>
+          <w:sz w:val="26"/>
+        </w:rPr>
+        <w:t>SECTION 2: COMMERCIAL SINGLE-PLY MEMBRANE COMPARISON MATRIX</w:t>
+      </w:r>
+    </w:p>
+    <w:p>
+      <w:pPr>
+        <w:spacing w:before="0" w:after="120" w:line="276" w:lineRule="auto"/>
+      </w:pPr>
+      <w:r>
+        <w:rPr>
+          <w:rFonts w:ascii="Calibri" w:hAnsi="Calibri"/>
+          <w:color w:val="1E293B"/>
+          <w:sz w:val="20"/>
+        </w:rPr>
+        <w:t>Our primary commercial membrane systems installed across warehouses, shopping plazas, and medical clinics:</w:t>
+      </w:r>
+    </w:p>
+    <w:p>
+      <w:pPr>
+        <w:spacing w:before="0" w:after="120" w:line="276" w:lineRule="auto"/>
+      </w:pPr>
+      <w:r>
+        <w:rPr>
+          <w:rFonts w:ascii="Calibri" w:hAnsi="Calibri"/>
+          <w:color w:val="1E293B"/>
+          <w:sz w:val="20"/>
+        </w:rPr>
+        <w:t>1. 60-mil Thermoplastic Polyolefin (TPO) Single-Ply Membrane (Carlisle SynTec Sure-Weld / Elevate UltraPly):</w:t>
+      </w:r>
+    </w:p>
+    <w:p>
+      <w:pPr>
+        <w:pStyle w:val="ListBullet"/>
+        <w:spacing w:before="0" w:after="60" w:line="276" w:lineRule="auto"/>
+      </w:pPr>
+      <w:r>
+        <w:rPr>
+          <w:rFonts w:ascii="Calibri" w:hAnsi="Calibri"/>
+          <w:color w:val="1E293B"/>
+          <w:sz w:val="20"/>
+        </w:rPr>
+        <w:t>Solar Reflectance Index (SRI): 104 (Cool Roof Rating Council certified). Reflects up to 88% of solar radiation, reducing building cooling loads by 25% to 32% during blistering South Texas summers.</w:t>
+      </w:r>
+    </w:p>
+    <w:p>
+      <w:pPr>
+        <w:pStyle w:val="ListBullet"/>
+        <w:spacing w:before="0" w:after="60" w:line="276" w:lineRule="auto"/>
+      </w:pPr>
+      <w:r>
+        <w:rPr>
+          <w:rFonts w:ascii="Calibri" w:hAnsi="Calibri"/>
+          <w:color w:val="1E293B"/>
+          <w:sz w:val="20"/>
+        </w:rPr>
+        <w:t>Seam Integrity: Hot-air robotic welded seams create a permanent, monolithic molecular bond with seam peel strength 4x greater than taped or glued EPDM seams.</w:t>
+      </w:r>
+    </w:p>
+    <w:p>
+      <w:pPr>
+        <w:pStyle w:val="ListBullet"/>
+        <w:spacing w:before="0" w:after="60" w:line="276" w:lineRule="auto"/>
+      </w:pPr>
+      <w:r>
+        <w:rPr>
+          <w:rFonts w:ascii="Calibri" w:hAnsi="Calibri"/>
+          <w:color w:val="1E293B"/>
+          <w:sz w:val="20"/>
+        </w:rPr>
+        <w:t>Warranty Coverage: 20-Year Manufacturer No Dollar Limit (NDL) warranty covering 100% of labor and material replacement costs.</w:t>
+      </w:r>
+    </w:p>
+    <w:p>
+      <w:pPr>
+        <w:spacing w:before="0" w:after="120" w:line="276" w:lineRule="auto"/>
+      </w:pPr>
+      <w:r>
+        <w:rPr>
+          <w:rFonts w:ascii="Calibri" w:hAnsi="Calibri"/>
+          <w:color w:val="1E293B"/>
+          <w:sz w:val="20"/>
+        </w:rPr>
+        <w:t>2. 24-Gauge Architectural Standing Seam Metal (Berridge / McElroy Metal):</w:t>
+      </w:r>
+    </w:p>
+    <w:p>
+      <w:pPr>
+        <w:pStyle w:val="ListBullet"/>
+        <w:spacing w:before="0" w:after="60" w:line="276" w:lineRule="auto"/>
+      </w:pPr>
+      <w:r>
+        <w:rPr>
+          <w:rFonts w:ascii="Calibri" w:hAnsi="Calibri"/>
+          <w:color w:val="1E293B"/>
+          <w:sz w:val="20"/>
+        </w:rPr>
+        <w:t>Material: 24-gauge Galvalume steel with Kynar 500 / Hylar 5000 fluoropolymer finish.</w:t>
+      </w:r>
+    </w:p>
+    <w:p>
+      <w:pPr>
+        <w:pStyle w:val="ListBullet"/>
+        <w:spacing w:before="0" w:after="60" w:line="276" w:lineRule="auto"/>
+      </w:pPr>
+      <w:r>
+        <w:rPr>
+          <w:rFonts w:ascii="Calibri" w:hAnsi="Calibri"/>
+          <w:color w:val="1E293B"/>
+          <w:sz w:val="20"/>
+        </w:rPr>
+        <w:t>Wind Resistance: Class 90 UL 580 uplift rating; resists hail impact up to 2-inch diameter Class 4 standard.</w:t>
+      </w:r>
+    </w:p>
+    <w:p>
+      <w:pPr>
+        <w:pStyle w:val="ListBullet"/>
+        <w:spacing w:before="0" w:after="60" w:line="276" w:lineRule="auto"/>
+      </w:pPr>
+      <w:r>
+        <w:rPr>
+          <w:rFonts w:ascii="Calibri" w:hAnsi="Calibri"/>
+          <w:color w:val="1E293B"/>
+          <w:sz w:val="20"/>
+        </w:rPr>
+        <w:t>Service Life: 40+ years expected lifespan with minimal maintenance.</w:t>
+      </w:r>
+    </w:p>
+    <w:p>
+      <w:r>
+        <w:br w:type="page"/>
+      </w:r>
+    </w:p>
+    <w:p>
+      <w:pPr>
+        <w:keepNext/>
+        <w:spacing w:before="280" w:after="80"/>
+      </w:pPr>
+      <w:r>
+        <w:rPr>
+          <w:rFonts w:ascii="Calibri" w:hAnsi="Calibri"/>
+          <w:b/>
+          <w:color w:val="0F172A"/>
+          <w:sz w:val="26"/>
+        </w:rPr>
+        <w:t>SECTION 3: COMMERCIAL ROOF DIAGNOSTIC CORE SAMPLING PROTOCOL</w:t>
+      </w:r>
+    </w:p>
+    <w:p>
+      <w:pPr>
+        <w:spacing w:before="0" w:after="120" w:line="276" w:lineRule="auto"/>
+      </w:pPr>
+      <w:r>
+        <w:rPr>
+          <w:rFonts w:ascii="Calibri" w:hAnsi="Calibri"/>
+          <w:color w:val="1E293B"/>
+          <w:sz w:val="20"/>
+        </w:rPr>
+        <w:t>Before issuing any commercial re-roofing proposal, Azael executes a mandatory 4-point diagnostic inspection:</w:t>
+      </w:r>
+    </w:p>
+    <w:p>
+      <w:pPr>
+        <w:pStyle w:val="ListBullet"/>
+        <w:spacing w:before="0" w:after="60" w:line="276" w:lineRule="auto"/>
+      </w:pPr>
+      <w:r>
+        <w:rPr>
+          <w:rFonts w:ascii="Calibri" w:hAnsi="Calibri"/>
+          <w:color w:val="1E293B"/>
+          <w:sz w:val="20"/>
+        </w:rPr>
+        <w:t>Core Sampling: Cut 4x4-inch test core through the membrane down to the metal/concrete deck to verify existing substrate insulation thickness, moisture saturation, and deck integrity.</w:t>
+      </w:r>
+    </w:p>
+    <w:p>
+      <w:pPr>
+        <w:pStyle w:val="ListBullet"/>
+        <w:spacing w:before="0" w:after="60" w:line="276" w:lineRule="auto"/>
+      </w:pPr>
+      <w:r>
+        <w:rPr>
+          <w:rFonts w:ascii="Calibri" w:hAnsi="Calibri"/>
+          <w:color w:val="1E293B"/>
+          <w:sz w:val="20"/>
+        </w:rPr>
+        <w:t>Infrared Moisture Survey: Conduct nocturnal FLIR thermal imaging to identify sub-surface trapped moisture in underlying polyisocyanurate insulation boards.</w:t>
+      </w:r>
+    </w:p>
+    <w:p>
+      <w:pPr>
+        <w:pStyle w:val="ListBullet"/>
+        <w:spacing w:before="0" w:after="60" w:line="276" w:lineRule="auto"/>
+      </w:pPr>
+      <w:r>
+        <w:rPr>
+          <w:rFonts w:ascii="Calibri" w:hAnsi="Calibri"/>
+          <w:color w:val="1E293B"/>
+          <w:sz w:val="20"/>
+        </w:rPr>
+        <w:t>Fastener Pull-Out Testing: Perform calibrated mechanical tension pull tests to calculate required fastener density per 4x8 insulation board to meet local building windstorm codes.</w:t>
+      </w:r>
+    </w:p>
+    <w:p>
+      <w:r>
+        <w:br w:type="page"/>
+      </w:r>
+    </w:p>
+    <w:p>
+      <w:pPr>
+        <w:keepNext/>
+        <w:spacing w:before="280" w:after="80"/>
+      </w:pPr>
+      <w:r>
+        <w:rPr>
+          <w:rFonts w:ascii="Calibri" w:hAnsi="Calibri"/>
+          <w:b/>
+          <w:color w:val="0F172A"/>
+          <w:sz w:val="26"/>
+        </w:rPr>
+        <w:t>SECTION 4: BID ESTIMATING FORMULAS &amp; CREW PRODUCTIVITY</w:t>
+      </w:r>
+    </w:p>
+    <w:p>
+      <w:pPr>
+        <w:pStyle w:val="ListBullet"/>
+        <w:spacing w:before="0" w:after="60" w:line="276" w:lineRule="auto"/>
+      </w:pPr>
+      <w:r>
+        <w:rPr>
+          <w:rFonts w:ascii="Calibri" w:hAnsi="Calibri"/>
+          <w:color w:val="1E293B"/>
+          <w:sz w:val="20"/>
+        </w:rPr>
+        <w:t>Tear-Off Labor: 1 crew (6 laborers + 1 foreman) removes and disposes of 4,000 sq ft of existing ballasted membrane per 8-hour shift.</w:t>
+      </w:r>
+    </w:p>
+    <w:p>
+      <w:pPr>
+        <w:pStyle w:val="ListBullet"/>
+        <w:spacing w:before="0" w:after="60" w:line="276" w:lineRule="auto"/>
+      </w:pPr>
+      <w:r>
+        <w:rPr>
+          <w:rFonts w:ascii="Calibri" w:hAnsi="Calibri"/>
+          <w:color w:val="1E293B"/>
+          <w:sz w:val="20"/>
+        </w:rPr>
+        <w:t>Polyiso &amp; Membrane Installation: Robotic hot-air welding crew installs 6,500 sq ft of 60-mil TPO per 8-hour shift.</w:t>
+      </w:r>
+    </w:p>
+    <w:p>
+      <w:pPr>
+        <w:pStyle w:val="ListBullet"/>
+        <w:spacing w:before="0" w:after="60" w:line="276" w:lineRule="auto"/>
+      </w:pPr>
+      <w:r>
+        <w:rPr>
+          <w:rFonts w:ascii="Calibri" w:hAnsi="Calibri"/>
+          <w:color w:val="1E293B"/>
+          <w:sz w:val="20"/>
+        </w:rPr>
+        <w:t>Pricing Benchmark: Standard commercial 60-mil TPO re-roofing budgeted at $4.20 to $4.85 per square foot installed.</w:t>
       </w:r>
     </w:p>
     <w:sectPr>
@@ -89,7 +457,7 @@
       <w:jc w:val="right"/>
     </w:pPr>
     <w:r>
-      <w:t>Azael Roofing — Rough Website Content &amp; Job History</w:t>
+      <w:t>Orozco Commercial Roofing — South Texas Technical Notes, Mem</w:t>
     </w:r>
   </w:p>
 </w:hdr>

--- a/public/chat_files/orozco_roofing_rough_notes.docx
+++ b/public/chat_files/orozco_roofing_rough_notes.docx
@@ -13,7 +13,7 @@
           <w:color w:val="0F172A"/>
           <w:sz w:val="44"/>
         </w:rPr>
-        <w:t>Orozco Commercial Roofing — South Texas Technical Notes, Membrane Specs &amp; Bid Estimating</w:t>
+        <w:t>Azael Roofing — Rough Website Content &amp; Job History</w:t>
       </w:r>
     </w:p>
     <w:p>
@@ -26,7 +26,7 @@
           <w:color w:val="1E293B"/>
           <w:sz w:val="20"/>
         </w:rPr>
-        <w:t>COMPANY: Orozco Commercial Roofing LLC · McAllen &amp; Brownsville, TX</w:t>
+        <w:t>Family owned roofing contractor in McAllen &amp; Brownsville since 2012.</w:t>
       </w:r>
     </w:p>
     <w:p>
@@ -39,7 +39,7 @@
           <w:color w:val="1E293B"/>
           <w:sz w:val="20"/>
         </w:rPr>
-        <w:t>OWNER &amp; LEAD ESTIMATOR: Azael Orozco (Direct Cell: 956-820-4190)</w:t>
+        <w:t>Expanding from shingle repairs to commercial flat roofs (TPO, PVC, and Standing Seam Metal).</w:t>
       </w:r>
     </w:p>
     <w:p>
@@ -52,375 +52,7 @@
           <w:color w:val="1E293B"/>
           <w:sz w:val="20"/>
         </w:rPr>
-        <w:t>TERRITORY: Rio Grande Valley (Hidalgo, Cameron, Starr, Willacy Counties)</w:t>
-      </w:r>
-    </w:p>
-    <w:p>
-      <w:pPr>
-        <w:spacing w:before="0" w:after="120" w:line="276" w:lineRule="auto"/>
-      </w:pPr>
-      <w:r>
-        <w:rPr>
-          <w:rFonts w:ascii="Calibri" w:hAnsi="Calibri"/>
-          <w:color w:val="1E293B"/>
-          <w:sz w:val="20"/>
-        </w:rPr>
-        <w:t>DOCUMENT: Master Technical Field Notes, Membrane Specifications &amp; Bid Estimating Rubric</w:t>
-      </w:r>
-    </w:p>
-    <w:p>
-      <w:r>
-        <w:br w:type="page"/>
-      </w:r>
-    </w:p>
-    <w:p>
-      <w:pPr>
-        <w:keepNext/>
-        <w:spacing w:before="280" w:after="80"/>
-      </w:pPr>
-      <w:r>
-        <w:rPr>
-          <w:rFonts w:ascii="Calibri" w:hAnsi="Calibri"/>
-          <w:b/>
-          <w:color w:val="0F172A"/>
-          <w:sz w:val="26"/>
-        </w:rPr>
-        <w:t>SECTION 1: SOUTH TEXAS CLIMATE FACTORS &amp; COMMERCIAL ROOF FAILURE MODES</w:t>
-      </w:r>
-    </w:p>
-    <w:p>
-      <w:pPr>
-        <w:spacing w:before="0" w:after="120" w:line="276" w:lineRule="auto"/>
-      </w:pPr>
-      <w:r>
-        <w:rPr>
-          <w:rFonts w:ascii="Calibri" w:hAnsi="Calibri"/>
-          <w:color w:val="1E293B"/>
-          <w:sz w:val="20"/>
-        </w:rPr>
-        <w:t>Operating in the Rio Grande Valley presents unique environmental extremes that destroy standard residential roofing systems within 5 to 7 years:</w:t>
-      </w:r>
-    </w:p>
-    <w:p>
-      <w:pPr>
-        <w:pStyle w:val="ListBullet"/>
-        <w:spacing w:before="0" w:after="60" w:line="276" w:lineRule="auto"/>
-      </w:pPr>
-      <w:r>
-        <w:rPr>
-          <w:rFonts w:ascii="Calibri" w:hAnsi="Calibri"/>
-          <w:color w:val="1E293B"/>
-          <w:sz w:val="20"/>
-        </w:rPr>
-        <w:t>Extreme UV Radiation &amp; Thermal Cycling: McAllen experiences over 220 sunny days annually with peak summer roof deck surface temperatures exceeding 165 degrees Fahrenheit. Low-grade EPDM rubber membranes degrade rapidly due to ultraviolet embrittlement and plasticizer migration.</w:t>
-      </w:r>
-    </w:p>
-    <w:p>
-      <w:pPr>
-        <w:pStyle w:val="ListBullet"/>
-        <w:spacing w:before="0" w:after="60" w:line="276" w:lineRule="auto"/>
-      </w:pPr>
-      <w:r>
-        <w:rPr>
-          <w:rFonts w:ascii="Calibri" w:hAnsi="Calibri"/>
-          <w:color w:val="1E293B"/>
-          <w:sz w:val="20"/>
-        </w:rPr>
-        <w:t>Gulf Coast Tropical Wind Uplift: Severe thunderstorms, squall lines, and Gulf hurricanes generate design wind speeds exceeding 120 MPH. Flat commercial roofs must satisfy Factory Mutual (FM) 1-90 and 1-120 windstorm uplift standards.</w:t>
-      </w:r>
-    </w:p>
-    <w:p>
-      <w:pPr>
-        <w:pStyle w:val="ListBullet"/>
-        <w:spacing w:before="0" w:after="60" w:line="276" w:lineRule="auto"/>
-      </w:pPr>
-      <w:r>
-        <w:rPr>
-          <w:rFonts w:ascii="Calibri" w:hAnsi="Calibri"/>
-          <w:color w:val="1E293B"/>
-          <w:sz w:val="20"/>
-        </w:rPr>
-        <w:t>Ponding Water &amp; Subtropical Rain: Intense 3-inch/hour cloudbursts test internal roof drainage. Stagnant standing water accelerates seam degradation unless positive 1/4-inch per foot slope-to-drain is engineered into the tapered insulation system.</w:t>
-      </w:r>
-    </w:p>
-    <w:p>
-      <w:r>
-        <w:br w:type="page"/>
-      </w:r>
-    </w:p>
-    <w:p>
-      <w:pPr>
-        <w:keepNext/>
-        <w:spacing w:before="280" w:after="80"/>
-      </w:pPr>
-      <w:r>
-        <w:rPr>
-          <w:rFonts w:ascii="Calibri" w:hAnsi="Calibri"/>
-          <w:b/>
-          <w:color w:val="0F172A"/>
-          <w:sz w:val="26"/>
-        </w:rPr>
-        <w:t>SECTION 2: COMMERCIAL SINGLE-PLY MEMBRANE COMPARISON MATRIX</w:t>
-      </w:r>
-    </w:p>
-    <w:p>
-      <w:pPr>
-        <w:spacing w:before="0" w:after="120" w:line="276" w:lineRule="auto"/>
-      </w:pPr>
-      <w:r>
-        <w:rPr>
-          <w:rFonts w:ascii="Calibri" w:hAnsi="Calibri"/>
-          <w:color w:val="1E293B"/>
-          <w:sz w:val="20"/>
-        </w:rPr>
-        <w:t>Our primary commercial membrane systems installed across warehouses, shopping plazas, and medical clinics:</w:t>
-      </w:r>
-    </w:p>
-    <w:p>
-      <w:pPr>
-        <w:spacing w:before="0" w:after="120" w:line="276" w:lineRule="auto"/>
-      </w:pPr>
-      <w:r>
-        <w:rPr>
-          <w:rFonts w:ascii="Calibri" w:hAnsi="Calibri"/>
-          <w:color w:val="1E293B"/>
-          <w:sz w:val="20"/>
-        </w:rPr>
-        <w:t>1. 60-mil Thermoplastic Polyolefin (TPO) Single-Ply Membrane (Carlisle SynTec Sure-Weld / Elevate UltraPly):</w:t>
-      </w:r>
-    </w:p>
-    <w:p>
-      <w:pPr>
-        <w:pStyle w:val="ListBullet"/>
-        <w:spacing w:before="0" w:after="60" w:line="276" w:lineRule="auto"/>
-      </w:pPr>
-      <w:r>
-        <w:rPr>
-          <w:rFonts w:ascii="Calibri" w:hAnsi="Calibri"/>
-          <w:color w:val="1E293B"/>
-          <w:sz w:val="20"/>
-        </w:rPr>
-        <w:t>Solar Reflectance Index (SRI): 104 (Cool Roof Rating Council certified). Reflects up to 88% of solar radiation, reducing building cooling loads by 25% to 32% during blistering South Texas summers.</w:t>
-      </w:r>
-    </w:p>
-    <w:p>
-      <w:pPr>
-        <w:pStyle w:val="ListBullet"/>
-        <w:spacing w:before="0" w:after="60" w:line="276" w:lineRule="auto"/>
-      </w:pPr>
-      <w:r>
-        <w:rPr>
-          <w:rFonts w:ascii="Calibri" w:hAnsi="Calibri"/>
-          <w:color w:val="1E293B"/>
-          <w:sz w:val="20"/>
-        </w:rPr>
-        <w:t>Seam Integrity: Hot-air robotic welded seams create a permanent, monolithic molecular bond with seam peel strength 4x greater than taped or glued EPDM seams.</w:t>
-      </w:r>
-    </w:p>
-    <w:p>
-      <w:pPr>
-        <w:pStyle w:val="ListBullet"/>
-        <w:spacing w:before="0" w:after="60" w:line="276" w:lineRule="auto"/>
-      </w:pPr>
-      <w:r>
-        <w:rPr>
-          <w:rFonts w:ascii="Calibri" w:hAnsi="Calibri"/>
-          <w:color w:val="1E293B"/>
-          <w:sz w:val="20"/>
-        </w:rPr>
-        <w:t>Warranty Coverage: 20-Year Manufacturer No Dollar Limit (NDL) warranty covering 100% of labor and material replacement costs.</w:t>
-      </w:r>
-    </w:p>
-    <w:p>
-      <w:pPr>
-        <w:spacing w:before="0" w:after="120" w:line="276" w:lineRule="auto"/>
-      </w:pPr>
-      <w:r>
-        <w:rPr>
-          <w:rFonts w:ascii="Calibri" w:hAnsi="Calibri"/>
-          <w:color w:val="1E293B"/>
-          <w:sz w:val="20"/>
-        </w:rPr>
-        <w:t>2. 24-Gauge Architectural Standing Seam Metal (Berridge / McElroy Metal):</w:t>
-      </w:r>
-    </w:p>
-    <w:p>
-      <w:pPr>
-        <w:pStyle w:val="ListBullet"/>
-        <w:spacing w:before="0" w:after="60" w:line="276" w:lineRule="auto"/>
-      </w:pPr>
-      <w:r>
-        <w:rPr>
-          <w:rFonts w:ascii="Calibri" w:hAnsi="Calibri"/>
-          <w:color w:val="1E293B"/>
-          <w:sz w:val="20"/>
-        </w:rPr>
-        <w:t>Material: 24-gauge Galvalume steel with Kynar 500 / Hylar 5000 fluoropolymer finish.</w:t>
-      </w:r>
-    </w:p>
-    <w:p>
-      <w:pPr>
-        <w:pStyle w:val="ListBullet"/>
-        <w:spacing w:before="0" w:after="60" w:line="276" w:lineRule="auto"/>
-      </w:pPr>
-      <w:r>
-        <w:rPr>
-          <w:rFonts w:ascii="Calibri" w:hAnsi="Calibri"/>
-          <w:color w:val="1E293B"/>
-          <w:sz w:val="20"/>
-        </w:rPr>
-        <w:t>Wind Resistance: Class 90 UL 580 uplift rating; resists hail impact up to 2-inch diameter Class 4 standard.</w:t>
-      </w:r>
-    </w:p>
-    <w:p>
-      <w:pPr>
-        <w:pStyle w:val="ListBullet"/>
-        <w:spacing w:before="0" w:after="60" w:line="276" w:lineRule="auto"/>
-      </w:pPr>
-      <w:r>
-        <w:rPr>
-          <w:rFonts w:ascii="Calibri" w:hAnsi="Calibri"/>
-          <w:color w:val="1E293B"/>
-          <w:sz w:val="20"/>
-        </w:rPr>
-        <w:t>Service Life: 40+ years expected lifespan with minimal maintenance.</w:t>
-      </w:r>
-    </w:p>
-    <w:p>
-      <w:r>
-        <w:br w:type="page"/>
-      </w:r>
-    </w:p>
-    <w:p>
-      <w:pPr>
-        <w:keepNext/>
-        <w:spacing w:before="280" w:after="80"/>
-      </w:pPr>
-      <w:r>
-        <w:rPr>
-          <w:rFonts w:ascii="Calibri" w:hAnsi="Calibri"/>
-          <w:b/>
-          <w:color w:val="0F172A"/>
-          <w:sz w:val="26"/>
-        </w:rPr>
-        <w:t>SECTION 3: COMMERCIAL ROOF DIAGNOSTIC CORE SAMPLING PROTOCOL</w:t>
-      </w:r>
-    </w:p>
-    <w:p>
-      <w:pPr>
-        <w:spacing w:before="0" w:after="120" w:line="276" w:lineRule="auto"/>
-      </w:pPr>
-      <w:r>
-        <w:rPr>
-          <w:rFonts w:ascii="Calibri" w:hAnsi="Calibri"/>
-          <w:color w:val="1E293B"/>
-          <w:sz w:val="20"/>
-        </w:rPr>
-        <w:t>Before issuing any commercial re-roofing proposal, Azael executes a mandatory 4-point diagnostic inspection:</w:t>
-      </w:r>
-    </w:p>
-    <w:p>
-      <w:pPr>
-        <w:pStyle w:val="ListBullet"/>
-        <w:spacing w:before="0" w:after="60" w:line="276" w:lineRule="auto"/>
-      </w:pPr>
-      <w:r>
-        <w:rPr>
-          <w:rFonts w:ascii="Calibri" w:hAnsi="Calibri"/>
-          <w:color w:val="1E293B"/>
-          <w:sz w:val="20"/>
-        </w:rPr>
-        <w:t>Core Sampling: Cut 4x4-inch test core through the membrane down to the metal/concrete deck to verify existing substrate insulation thickness, moisture saturation, and deck integrity.</w:t>
-      </w:r>
-    </w:p>
-    <w:p>
-      <w:pPr>
-        <w:pStyle w:val="ListBullet"/>
-        <w:spacing w:before="0" w:after="60" w:line="276" w:lineRule="auto"/>
-      </w:pPr>
-      <w:r>
-        <w:rPr>
-          <w:rFonts w:ascii="Calibri" w:hAnsi="Calibri"/>
-          <w:color w:val="1E293B"/>
-          <w:sz w:val="20"/>
-        </w:rPr>
-        <w:t>Infrared Moisture Survey: Conduct nocturnal FLIR thermal imaging to identify sub-surface trapped moisture in underlying polyisocyanurate insulation boards.</w:t>
-      </w:r>
-    </w:p>
-    <w:p>
-      <w:pPr>
-        <w:pStyle w:val="ListBullet"/>
-        <w:spacing w:before="0" w:after="60" w:line="276" w:lineRule="auto"/>
-      </w:pPr>
-      <w:r>
-        <w:rPr>
-          <w:rFonts w:ascii="Calibri" w:hAnsi="Calibri"/>
-          <w:color w:val="1E293B"/>
-          <w:sz w:val="20"/>
-        </w:rPr>
-        <w:t>Fastener Pull-Out Testing: Perform calibrated mechanical tension pull tests to calculate required fastener density per 4x8 insulation board to meet local building windstorm codes.</w:t>
-      </w:r>
-    </w:p>
-    <w:p>
-      <w:r>
-        <w:br w:type="page"/>
-      </w:r>
-    </w:p>
-    <w:p>
-      <w:pPr>
-        <w:keepNext/>
-        <w:spacing w:before="280" w:after="80"/>
-      </w:pPr>
-      <w:r>
-        <w:rPr>
-          <w:rFonts w:ascii="Calibri" w:hAnsi="Calibri"/>
-          <w:b/>
-          <w:color w:val="0F172A"/>
-          <w:sz w:val="26"/>
-        </w:rPr>
-        <w:t>SECTION 4: BID ESTIMATING FORMULAS &amp; CREW PRODUCTIVITY</w:t>
-      </w:r>
-    </w:p>
-    <w:p>
-      <w:pPr>
-        <w:pStyle w:val="ListBullet"/>
-        <w:spacing w:before="0" w:after="60" w:line="276" w:lineRule="auto"/>
-      </w:pPr>
-      <w:r>
-        <w:rPr>
-          <w:rFonts w:ascii="Calibri" w:hAnsi="Calibri"/>
-          <w:color w:val="1E293B"/>
-          <w:sz w:val="20"/>
-        </w:rPr>
-        <w:t>Tear-Off Labor: 1 crew (6 laborers + 1 foreman) removes and disposes of 4,000 sq ft of existing ballasted membrane per 8-hour shift.</w:t>
-      </w:r>
-    </w:p>
-    <w:p>
-      <w:pPr>
-        <w:pStyle w:val="ListBullet"/>
-        <w:spacing w:before="0" w:after="60" w:line="276" w:lineRule="auto"/>
-      </w:pPr>
-      <w:r>
-        <w:rPr>
-          <w:rFonts w:ascii="Calibri" w:hAnsi="Calibri"/>
-          <w:color w:val="1E293B"/>
-          <w:sz w:val="20"/>
-        </w:rPr>
-        <w:t>Polyiso &amp; Membrane Installation: Robotic hot-air welding crew installs 6,500 sq ft of 60-mil TPO per 8-hour shift.</w:t>
-      </w:r>
-    </w:p>
-    <w:p>
-      <w:pPr>
-        <w:pStyle w:val="ListBullet"/>
-        <w:spacing w:before="0" w:after="60" w:line="276" w:lineRule="auto"/>
-      </w:pPr>
-      <w:r>
-        <w:rPr>
-          <w:rFonts w:ascii="Calibri" w:hAnsi="Calibri"/>
-          <w:color w:val="1E293B"/>
-          <w:sz w:val="20"/>
-        </w:rPr>
-        <w:t>Pricing Benchmark: Standard commercial 60-mil TPO re-roofing budgeted at $4.20 to $4.85 per square foot installed.</w:t>
+        <w:t>Need professional website copy that builds trust with commercial building owners.</w:t>
       </w:r>
     </w:p>
     <w:sectPr>
@@ -457,7 +89,7 @@
       <w:jc w:val="right"/>
     </w:pPr>
     <w:r>
-      <w:t>Orozco Commercial Roofing — South Texas Technical Notes, Mem</w:t>
+      <w:t>Azael Roofing — Rough Website Content &amp; Job History</w:t>
     </w:r>
   </w:p>
 </w:hdr>
